--- a/Tasks/Kali Passive Reconaissance.docx
+++ b/Tasks/Kali Passive Reconaissance.docx
@@ -103,10 +103,10 @@
           <w:sz w:val="32"/>
         </w:rPr>
         <w:drawing>
-          <wp:inline distT="0" distB="0" distL="0" distR="0" wp14:anchorId="58CAC1A1" wp14:editId="3C63D8AA">
-            <wp:extent cx="4089610" cy="2216264"/>
-            <wp:effectExtent l="0" t="0" r="6350" b="0"/>
-            <wp:docPr id="1" name="Picture 1"/>
+          <wp:inline distT="0" distB="0" distL="0" distR="0" wp14:anchorId="4C043852" wp14:editId="4611BF47">
+            <wp:extent cx="4140413" cy="2387723"/>
+            <wp:effectExtent l="0" t="0" r="0" b="0"/>
+            <wp:docPr id="8" name="Picture 8"/>
             <wp:cNvGraphicFramePr>
               <a:graphicFrameLocks xmlns:a="http://schemas.openxmlformats.org/drawingml/2006/main" noChangeAspect="1"/>
             </wp:cNvGraphicFramePr>
@@ -126,7 +126,7 @@
                   <pic:spPr>
                     <a:xfrm>
                       <a:off x="0" y="0"/>
-                      <a:ext cx="4089610" cy="2216264"/>
+                      <a:ext cx="4140413" cy="2387723"/>
                     </a:xfrm>
                     <a:prstGeom prst="rect">
                       <a:avLst/>
@@ -378,7 +378,6 @@
           <w:sz w:val="24"/>
           <w:highlight w:val="darkGray"/>
         </w:rPr>
-        <w:lastRenderedPageBreak/>
         <w:t>Sudo</w:t>
       </w:r>
       <w:proofErr w:type="spellEnd"/>
@@ -448,13 +447,13 @@
       </w:pPr>
       <w:r>
         <w:rPr>
-          <w:noProof/>
+          <w:sz w:val="24"/>
         </w:rPr>
         <w:drawing>
-          <wp:inline distT="0" distB="0" distL="0" distR="0" wp14:anchorId="0A3300BE" wp14:editId="01B0D94B">
-            <wp:extent cx="3048000" cy="3863730"/>
-            <wp:effectExtent l="0" t="0" r="0" b="3810"/>
-            <wp:docPr id="4" name="Picture 4"/>
+          <wp:inline distT="0" distB="0" distL="0" distR="0" wp14:anchorId="0F7862CB" wp14:editId="732A3CF6">
+            <wp:extent cx="4102311" cy="3689540"/>
+            <wp:effectExtent l="0" t="0" r="0" b="6350"/>
+            <wp:docPr id="1" name="Picture 1"/>
             <wp:cNvGraphicFramePr>
               <a:graphicFrameLocks xmlns:a="http://schemas.openxmlformats.org/drawingml/2006/main" noChangeAspect="1"/>
             </wp:cNvGraphicFramePr>
@@ -474,7 +473,7 @@
                   <pic:spPr>
                     <a:xfrm>
                       <a:off x="0" y="0"/>
-                      <a:ext cx="3071063" cy="3892965"/>
+                      <a:ext cx="4102311" cy="3689540"/>
                     </a:xfrm>
                     <a:prstGeom prst="rect">
                       <a:avLst/>
@@ -496,13 +495,13 @@
       </w:pPr>
       <w:r>
         <w:rPr>
-          <w:noProof/>
+          <w:sz w:val="24"/>
         </w:rPr>
         <w:drawing>
-          <wp:inline distT="0" distB="0" distL="0" distR="0" wp14:anchorId="5255F861" wp14:editId="70D8C4F6">
-            <wp:extent cx="3054350" cy="1781705"/>
-            <wp:effectExtent l="0" t="0" r="0" b="9525"/>
-            <wp:docPr id="5" name="Picture 5"/>
+          <wp:inline distT="0" distB="0" distL="0" distR="0" wp14:anchorId="38BAB5E5" wp14:editId="6980D86E">
+            <wp:extent cx="4140413" cy="3029106"/>
+            <wp:effectExtent l="0" t="0" r="0" b="0"/>
+            <wp:docPr id="9" name="Picture 9"/>
             <wp:cNvGraphicFramePr>
               <a:graphicFrameLocks xmlns:a="http://schemas.openxmlformats.org/drawingml/2006/main" noChangeAspect="1"/>
             </wp:cNvGraphicFramePr>
@@ -522,7 +521,7 @@
                   <pic:spPr>
                     <a:xfrm>
                       <a:off x="0" y="0"/>
-                      <a:ext cx="3111907" cy="1815280"/>
+                      <a:ext cx="4140413" cy="3029106"/>
                     </a:xfrm>
                     <a:prstGeom prst="rect">
                       <a:avLst/>
@@ -581,8 +580,6 @@
         </w:rPr>
         <w:t xml:space="preserve"> is running by looking at the (TTL)</w:t>
       </w:r>
-      <w:bookmarkStart w:id="0" w:name="_GoBack"/>
-      <w:bookmarkEnd w:id="0"/>
       <w:r>
         <w:rPr>
           <w:sz w:val="24"/>
@@ -591,6 +588,7 @@
         <w:br/>
       </w:r>
       <w:proofErr w:type="spellStart"/>
+      <w:proofErr w:type="gramStart"/>
       <w:r>
         <w:rPr>
           <w:sz w:val="24"/>
@@ -615,6 +613,7 @@
         <w:t>tcpdump</w:t>
       </w:r>
       <w:proofErr w:type="spellEnd"/>
+      <w:proofErr w:type="gramEnd"/>
       <w:r>
         <w:rPr>
           <w:sz w:val="24"/>
@@ -764,6 +763,7 @@
           <w:sz w:val="24"/>
         </w:rPr>
       </w:pPr>
+      <w:bookmarkStart w:id="0" w:name="_GoBack"/>
       <w:proofErr w:type="spellStart"/>
       <w:r>
         <w:rPr>
@@ -812,6 +812,7 @@
         </w:rPr>
         <w:t xml:space="preserve"> eth0</w:t>
       </w:r>
+      <w:bookmarkEnd w:id="0"/>
       <w:r>
         <w:rPr>
           <w:sz w:val="24"/>
@@ -897,6 +898,10 @@
     <w:p>
       <w:pPr>
         <w:pStyle w:val="ListParagraph"/>
+        <w:numPr>
+          <w:ilvl w:val="0"/>
+          <w:numId w:val="1"/>
+        </w:numPr>
         <w:rPr>
           <w:sz w:val="24"/>
         </w:rPr>
